--- a/docs/topic-5-decisions/CST-405-Topic-5-Project-5.docx
+++ b/docs/topic-5-decisions/CST-405-Topic-5-Project-5.docx
@@ -224,7 +224,7 @@
         <w:spacing w:after="60"/>
       </w:pPr>
       <w:r>
-        <w:t>2 &amp;&amp; 1 must evaluate to 1. If it evaluates to 0 you emitted a bitwise instruction without normalising the operands, and every truthy-but-not-1 value is wrong.</w:t>
+        <w:t>2 &amp;&amp; 1 must evaluate to 1. If it evaluates to 0 you emitted a bitwise instruction without normalizing the operands, and every truthy-but-not-1 value is wrong.</w:t>
       </w:r>
     </w:p>
     <w:p>
@@ -524,7 +524,7 @@
         <w:spacing w:after="60"/>
       </w:pPr>
       <w:r>
-        <w:t>Every grammar rule with a non-trivial action is commented with the construct it recognises and the AST node it builds.</w:t>
+        <w:t>Every grammar rule with a non-trivial action is commented with the construct it recognizes and the AST node it builds.</w:t>
       </w:r>
     </w:p>
     <w:p>
@@ -632,7 +632,7 @@
         <w:t xml:space="preserve">Show it working, first — </w:t>
       </w:r>
       <w:r>
-        <w:t>Open with the compiler running on a non-trivial program, end to end, including executing the generated assembly. Do this before any explanation. Everything you say afterwards lands differently once the viewer has seen the thing work.</w:t>
+        <w:t>Open with the compiler running on a non-trivial program, end to end, including executing the generated assembly. Do this before any explanation. Everything you say afterward lands differently once the viewer has seen the thing work.</w:t>
       </w:r>
     </w:p>
     <w:p>
